--- a/public/templates/my-cs-chanel.docx
+++ b/public/templates/my-cs-chanel.docx
@@ -112,6 +112,7 @@
     </w:p>
     <w:p>
       <w:pPr>
+        <w:spacing w:after="0" w:line="240" w:lineRule="auto"/>
         <w:jc w:val="both"/>
         <w:rPr>
           <w:sz w:val="22"/>
@@ -200,7 +201,25 @@
           <w:sz w:val="22"/>
           <w:szCs w:val="22"/>
         </w:rPr>
-        <w:t xml:space="preserve">We are pleased to confirm your employment with us as a {designation} based on the terms and conditions stipulated in this contract. During your employment with Agensi Pekerjaan Luxury Careers Sdn. Bhd., hereinafter referred to as “Luxury Careers.” You will be assigned exclusively to Chanel (Kuala Lumpur) Sdn. Bhd. (Malaysia) which will be referred to as “the Client” throughout this contract.</w:t>
+        <w:t xml:space="preserve">We are pleased to confirm your employment with us as a </w:t>
+      </w:r>
+      <w:r>
+        <w:rPr>
+          <w:rFonts w:ascii="Times New Roman" w:hAnsi="Times New Roman" w:cs="Times New Roman"/>
+          <w:b/>
+          <w:bCs/>
+          <w:sz w:val="22"/>
+          <w:szCs w:val="22"/>
+        </w:rPr>
+        <w:t xml:space="preserve">{designation}</w:t>
+      </w:r>
+      <w:r>
+        <w:rPr>
+          <w:rFonts w:ascii="Times New Roman" w:hAnsi="Times New Roman" w:cs="Times New Roman"/>
+          <w:sz w:val="22"/>
+          <w:szCs w:val="22"/>
+        </w:rPr>
+        <w:t xml:space="preserve"> based on the terms and conditions stipulated in this contract. During your employment with Agensi Pekerjaan Luxury Careers Sdn. Bhd., hereinafter referred to as “Luxury Careers.” You will be assigned exclusively to Chanel (Kuala Lumpur) Sdn. Bhd. (Malaysia) which will be referred to as “the Client” throughout this contract.</w:t>
       </w:r>
     </w:p>
     <w:p>
@@ -501,7 +520,35 @@
         <w:rPr>
           <w:szCs w:val="22"/>
         </w:rPr>
-        <w:t xml:space="preserve">The agreed employment duration is from {startDate} – {endDate}. It may be subjected to renewal or extension based on mutual agreement between you and the Client.</w:t>
+        <w:t xml:space="preserve">The agreed employment duration is from </w:t>
+      </w:r>
+      <w:r>
+        <w:rPr>
+          <w:b/>
+          <w:bCs/>
+          <w:szCs w:val="22"/>
+        </w:rPr>
+        <w:t xml:space="preserve">{startDate}</w:t>
+      </w:r>
+      <w:r>
+        <w:rPr>
+          <w:szCs w:val="22"/>
+        </w:rPr>
+        <w:t xml:space="preserve"> – </w:t>
+      </w:r>
+      <w:r>
+        <w:rPr>
+          <w:b/>
+          <w:bCs/>
+          <w:szCs w:val="22"/>
+        </w:rPr>
+        <w:t xml:space="preserve">{endDate}</w:t>
+      </w:r>
+      <w:r>
+        <w:rPr>
+          <w:szCs w:val="22"/>
+        </w:rPr>
+        <w:t xml:space="preserve">. It may be subjected to renewal or extension based on mutual agreement between you and the Client.</w:t>
       </w:r>
     </w:p>
     <w:p>

--- a/public/templates/my-cs-chanel.docx
+++ b/public/templates/my-cs-chanel.docx
@@ -113,7 +113,7 @@
     <w:p>
       <w:pPr>
         <w:spacing w:after="0" w:line="240" w:lineRule="auto"/>
-        <w:jc w:val="both"/>
+        <w:jc w:val="left"/>
         <w:rPr>
           <w:sz w:val="22"/>
           <w:szCs w:val="22"/>
